--- a/Bible/Ally Quinn Bible.docx
+++ b/Bible/Ally Quinn Bible.docx
@@ -23,7 +23,7 @@
         <w:pStyle w:val="Date"/>
       </w:pPr>
       <w:r>
-        <w:t xml:space="preserve">v2.0 · 11 July 2026</w:t>
+        <w:t xml:space="preserve">v2.0 · 11 July 2026 (rev 12 July)</w:t>
       </w:r>
     </w:p>
     <w:p>
@@ -4322,7 +4322,7 @@
           <w:i/>
           <w:iCs/>
         </w:rPr>
-        <w:t xml:space="preserve">Open canon point (this bible, 2026-07-11): Vega’s pronouns are deliberately unset — no script has featured Vega yet; the first that does decides, on purpose. Flag for the roster at its next revision.</w:t>
+        <w:t xml:space="preserve">Open canon point: Vega’s pronouns are deliberately unset — no script has featured Vega yet; the first that does decides, on purpose. Recorded in the roster (2026-07-12).</w:t>
       </w:r>
     </w:p>
     <w:p>
@@ -9473,7 +9473,7 @@
       </w:r>
     </w:p>
     <w:bookmarkEnd w:id="81"/>
-    <w:bookmarkStart w:id="82" w:name="X84bee266bf27c484fe2135b53ad572d7d684817"/>
+    <w:bookmarkStart w:id="82" w:name="X1134c08849037de4700619875ff57da625fdf28"/>
     <w:p>
       <w:pPr>
         <w:pStyle w:val="Heading2"/>
@@ -9491,7 +9491,7 @@
         <w:t xml:space="preserve"> </w:t>
       </w:r>
       <w:r>
-        <w:t xml:space="preserve">· DRAFT v2 (canon-revised 2026-07-10, not yet locked)</w:t>
+        <w:t xml:space="preserve">· DRAFT v3 (season-order re-points applied 2026-07-12, not yet locked)</w:t>
       </w:r>
     </w:p>
     <w:p>
@@ -9555,7 +9555,7 @@
           <w:b/>
           <w:bCs/>
         </w:rPr>
-        <w:t xml:space="preserve">Required work before lock — callback re-points.</w:t>
+        <w:t xml:space="preserve">Re-points applied in v3 (2026-07-12).</w:t>
       </w:r>
       <w:r>
         <w:t xml:space="preserve"> </w:t>
@@ -9573,67 +9573,55 @@
         <w:t xml:space="preserve"> </w:t>
       </w:r>
       <w:r>
-        <w:t xml:space="preserve">was Episode 1. Its Ep1 callbacks now point at The Listener instead, and each needs a deliberate pass:</w:t>
-      </w:r>
-      <w:r>
-        <w:t xml:space="preserve"> </w:t>
-      </w:r>
-      <w:r>
-        <w:t xml:space="preserve">- L1’s caller currently opens with</w:t>
-      </w:r>
-      <w:r>
-        <w:t xml:space="preserve"> </w:t>
-      </w:r>
-      <w:r>
-        <w:t xml:space="preserve">“You found the ghost student.”</w:t>
-      </w:r>
-      <w:r>
-        <w:t xml:space="preserve"> </w:t>
-      </w:r>
-      <w:r>
-        <w:t xml:space="preserve">Re-point to The Listener (e.g., the Dot Ellis case as the caller’s reason to trust the show — a listener found, a harbour named).</w:t>
-      </w:r>
-      <w:r>
-        <w:t xml:space="preserve"> </w:t>
-      </w:r>
-      <w:r>
-        <w:t xml:space="preserve">- L9n3’s</w:t>
-      </w:r>
-      <w:r>
-        <w:t xml:space="preserve"> </w:t>
-      </w:r>
-      <w:r>
-        <w:t xml:space="preserve">“he stopped chasing — for two years, until Voss Bio. That’s season talk”</w:t>
-      </w:r>
-      <w:r>
-        <w:t xml:space="preserve"> </w:t>
-      </w:r>
-      <w:r>
-        <w:t xml:space="preserve">— Voss Bio is now unaired future canon (Ghost Student slot ~Ep5), so the line must either generalize or become a deliberate forward-seed.</w:t>
-      </w:r>
-      <w:r>
-        <w:t xml:space="preserve"> </w:t>
-      </w:r>
-      <w:r>
-        <w:t xml:space="preserve">- Audit every</w:t>
-      </w:r>
-      <w:r>
-        <w:t xml:space="preserve"> </w:t>
-      </w:r>
-      <w:r>
-        <w:t xml:space="preserve">“you heard/we aired”</w:t>
-      </w:r>
-      <w:r>
-        <w:t xml:space="preserve"> </w:t>
-      </w:r>
-      <w:r>
-        <w:t xml:space="preserve">reference against the new season order.</w:t>
-      </w:r>
-      <w:r>
-        <w:t xml:space="preserve"> </w:t>
-      </w:r>
-      <w:r>
-        <w:t xml:space="preserve">- Opportunity, not obligation: The Listener planted Harbourline and the quiet boats on the same water this episode works — a light connective line (the reach, the night traffic Dot logged) would sew the two cases into one harbour without merging their villains.</w:t>
+        <w:t xml:space="preserve">was Episode 1; its callbacks now point at The Listener. What changed, and what was deliberately preserved:</w:t>
+      </w:r>
+      <w:r>
+        <w:t xml:space="preserve"> </w:t>
+      </w:r>
+      <w:r>
+        <w:t xml:space="preserve">- L1’s caller now opens on The Listener’s goodnight-harbour ritual (</w:t>
+      </w:r>
+      <w:r>
+        <w:t xml:space="preserve">“You say goodnight to the harbour… It kept my father”</w:t>
+      </w:r>
+      <w:r>
+        <w:t xml:space="preserve">) — the caller trusts the show because it listens, not because of a named prior case.</w:t>
+      </w:r>
+      <w:r>
+        <w:t xml:space="preserve"> </w:t>
+      </w:r>
+      <w:r>
+        <w:t xml:space="preserve">- L9n3 generalizes Voss Bio to</w:t>
+      </w:r>
+      <w:r>
+        <w:t xml:space="preserve"> </w:t>
+      </w:r>
+      <w:r>
+        <w:t xml:space="preserve">“another story wouldn’t let him sleep”</w:t>
+      </w:r>
+      <w:r>
+        <w:t xml:space="preserve"> </w:t>
+      </w:r>
+      <w:r>
+        <w:t xml:space="preserve">— the two-year fact survives, the name stays off-air until ~Ep5.</w:t>
+      </w:r>
+      <w:r>
+        <w:t xml:space="preserve"> </w:t>
+      </w:r>
+      <w:r>
+        <w:t xml:space="preserve">- The aired-so-far audit found no other on-air references to prior episodes; the writers-prompt’s aired-so-far list is updated to the new season order.</w:t>
+      </w:r>
+      <w:r>
+        <w:t xml:space="preserve"> </w:t>
+      </w:r>
+      <w:r>
+        <w:t xml:space="preserve">- The optional resonance was taken: one line at L6n4 (</w:t>
+      </w:r>
+      <w:r>
+        <w:t xml:space="preserve">“A friend of the show once counted quiet boats from her window in Rivermouth”</w:t>
+      </w:r>
+      <w:r>
+        <w:t xml:space="preserve">) sews the two cases into one harbour — villain identity deliberately unconnected, reserved for an explicit season decision. Remaining before lock: table read → revision passes → VO LOCK.</w:t>
       </w:r>
     </w:p>
     <w:bookmarkEnd w:id="82"/>
@@ -10080,7 +10068,7 @@
         <w:pStyle w:val="BodyText"/>
       </w:pPr>
       <w:r>
-        <w:t xml:space="preserve">The validated Episode 1 arc: ≈144 T1-equivalent items across 12 leads, paying ≈1,365 CaseCash + 40 energy + 5 ingots total. (The golden path’s summary line says 1,360 while its own lead table sums to 1,365 — flagged for upstream correction; the per-lead table is treated as authoritative here.) The tuning intent: a full FTUE energy tank (100) carries roughly through Phase 1; the pinch lands mid-Phase-2, where the energy-out popup funnel takes over. Bands are narrative pacing as much as economy: Easy leads are story beats you walk into; Very Hard leads (climax, finale) are earned.</w:t>
+        <w:t xml:space="preserve">The validated Episode 1 arc: ≈144 T1-equivalent items across 12 leads, paying 1,365 CaseCash + 40 energy + 5 ingots total (golden path corrected to its lead table’s sum, 2026-07-12). The tuning intent: a full FTUE energy tank (100) carries roughly through Phase 1; the pinch lands mid-Phase-2, where the energy-out popup funnel takes over. Bands are narrative pacing as much as economy: Easy leads are story beats you walk into; Very Hard leads (climax, finale) are earned.</w:t>
       </w:r>
     </w:p>
     <w:bookmarkEnd w:id="89"/>

--- a/Bible/Ally Quinn Bible.docx
+++ b/Bible/Ally Quinn Bible.docx
@@ -4091,7 +4091,7 @@
         <w:t xml:space="preserve"> </w:t>
       </w:r>
       <w:r>
-        <w:t xml:space="preserve">Teal/green textured suit, magenta shirt, swirling tie, round wire-rim glasses. His corner booth at the Rusty Anchor is held without asking; the Anchor is his second home. The old fedora-and-waistcoat look is legacy art, superseded.</w:t>
+        <w:t xml:space="preserve">Teal/green textured suit, magenta shirt, swirling tie, round gold wire-rim glasses, and a neat white moustache (canon retcon with portrait set v2 — the approved image rules, per Ch 8.2). His corner booth at the Rusty Anchor is held without asking; the Anchor is his second home. The old fedora-and-waistcoat look is legacy art, superseded.</w:t>
       </w:r>
     </w:p>
     <w:p>

--- a/Bible/Ally Quinn Bible.docx
+++ b/Bible/Ally Quinn Bible.docx
@@ -9473,7 +9473,7 @@
       </w:r>
     </w:p>
     <w:bookmarkEnd w:id="81"/>
-    <w:bookmarkStart w:id="82" w:name="X1134c08849037de4700619875ff57da625fdf28"/>
+    <w:bookmarkStart w:id="82" w:name="X076970bd91f331f767cdea1483f91d8f999d79c"/>
     <w:p>
       <w:pPr>
         <w:pStyle w:val="Heading2"/>
@@ -9491,7 +9491,7 @@
         <w:t xml:space="preserve"> </w:t>
       </w:r>
       <w:r>
-        <w:t xml:space="preserve">· DRAFT v3 (season-order re-points applied 2026-07-12, not yet locked)</w:t>
+        <w:t xml:space="preserve">· DRAFT v4 (logic-and-structure pass 2026-07-12, not yet locked)</w:t>
       </w:r>
     </w:p>
     <w:p>
@@ -9615,13 +9615,66 @@
         <w:t xml:space="preserve"> </w:t>
       </w:r>
       <w:r>
-        <w:t xml:space="preserve">- The optional resonance was taken: one line at L6n4 (</w:t>
-      </w:r>
-      <w:r>
-        <w:t xml:space="preserve">“A friend of the show once counted quiet boats from her window in Rivermouth”</w:t>
-      </w:r>
-      <w:r>
-        <w:t xml:space="preserve">) sews the two cases into one harbour — villain identity deliberately unconnected, reserved for an explicit season decision. Remaining before lock: table read → revision passes → VO LOCK.</w:t>
+        <w:t xml:space="preserve">- The optional resonance was taken: one line at L6 (Dot’s quiet boats —</w:t>
+      </w:r>
+      <w:r>
+        <w:t xml:space="preserve"> </w:t>
+      </w:r>
+      <w:r>
+        <w:t xml:space="preserve">“Different water, same discipline”</w:t>
+      </w:r>
+      <w:r>
+        <w:t xml:space="preserve">) sews the two cases into one harbour; villain identity deliberately unconnected, reserved for an explicit season decision.</w:t>
+      </w:r>
+    </w:p>
+    <w:p>
+      <w:pPr>
+        <w:pStyle w:val="BodyText"/>
+      </w:pPr>
+      <w:r>
+        <w:rPr>
+          <w:b/>
+          <w:bCs/>
+        </w:rPr>
+        <w:t xml:space="preserve">v4 (external review triaged against canon, 2026-07-12)</w:t>
+      </w:r>
+      <w:r>
+        <w:t xml:space="preserve"> </w:t>
+      </w:r>
+      <w:r>
+        <w:t xml:space="preserve">hardened the episode’s logic: Rosa opens by voicemail (tip-line canon) and speaks with a portrait; the second ledger comes from a fused cashbox cut open at Malone’s; the forged entry is matched to Merrick through Eddie’s gate book; the vessel is locked as a launch; a full D1–D13 dateline clock (the investigation waits for Thursday’s tide) and 2006 anchors are locked; the envelope now holds Thomas’s</w:t>
+      </w:r>
+      <w:r>
+        <w:t xml:space="preserve"> </w:t>
+      </w:r>
+      <w:r>
+        <w:rPr>
+          <w:i/>
+          <w:iCs/>
+        </w:rPr>
+        <w:t xml:space="preserve">original</w:t>
+      </w:r>
+      <w:r>
+        <w:t xml:space="preserve"> </w:t>
+      </w:r>
+      <w:r>
+        <w:t xml:space="preserve">press badge; the Ep1 coin is connected by type at L3; Del’s intake is formal (interview room three, evidence under real names, Eddie protected); L12’s requirement is ceremonial; and L5 echoes the Ep1 PUBLIC/PROTECTED flag via variant nodes. Remaining before lock:</w:t>
+      </w:r>
+      <w:r>
+        <w:t xml:space="preserve"> </w:t>
+      </w:r>
+      <w:r>
+        <w:rPr>
+          <w:b/>
+          <w:bCs/>
+        </w:rPr>
+        <w:t xml:space="preserve">the branch decision</w:t>
+      </w:r>
+      <w:r>
+        <w:t xml:space="preserve"> </w:t>
+      </w:r>
+      <w:r>
+        <w:t xml:space="preserve">(the greenlit package expects one choice per episode; Ep2 has candidates, not a choice) → table read → revision passes → VO LOCK.</w:t>
       </w:r>
     </w:p>
     <w:bookmarkEnd w:id="82"/>

--- a/Bible/Ally Quinn Bible.docx
+++ b/Bible/Ally Quinn Bible.docx
@@ -9473,7 +9473,7 @@
       </w:r>
     </w:p>
     <w:bookmarkEnd w:id="81"/>
-    <w:bookmarkStart w:id="82" w:name="X076970bd91f331f767cdea1483f91d8f999d79c"/>
+    <w:bookmarkStart w:id="82" w:name="X3d29ab882cf443db83a2ebae164a7886f7b8db6"/>
     <w:p>
       <w:pPr>
         <w:pStyle w:val="Heading2"/>
@@ -9491,7 +9491,7 @@
         <w:t xml:space="preserve"> </w:t>
       </w:r>
       <w:r>
-        <w:t xml:space="preserve">· DRAFT v4 (logic-and-structure pass 2026-07-12, not yet locked)</w:t>
+        <w:t xml:space="preserve">· DRAFT v5 (branch added 2026-07-12, not yet locked)</w:t>
       </w:r>
     </w:p>
     <w:p>
@@ -9658,23 +9658,85 @@
         <w:t xml:space="preserve"> </w:t>
       </w:r>
       <w:r>
-        <w:t xml:space="preserve">press badge; the Ep1 coin is connected by type at L3; Del’s intake is formal (interview room three, evidence under real names, Eddie protected); L12’s requirement is ceremonial; and L5 echoes the Ep1 PUBLIC/PROTECTED flag via variant nodes. Remaining before lock:</w:t>
-      </w:r>
-      <w:r>
-        <w:t xml:space="preserve"> </w:t>
-      </w:r>
-      <w:r>
-        <w:rPr>
-          <w:b/>
-          <w:bCs/>
-        </w:rPr>
-        <w:t xml:space="preserve">the branch decision</w:t>
-      </w:r>
-      <w:r>
-        <w:t xml:space="preserve"> </w:t>
-      </w:r>
-      <w:r>
-        <w:t xml:space="preserve">(the greenlit package expects one choice per episode; Ep2 has candidates, not a choice) → table read → revision passes → VO LOCK.</w:t>
+        <w:t xml:space="preserve">press badge; the Ep1 coin is connected by type at L3; Del’s intake is formal (interview room three, evidence under real names, Eddie protected); L12’s requirement is ceremonial; and L5 echoes the Ep1 PUBLIC/PROTECTED flag via variant nodes.</w:t>
+      </w:r>
+      <w:r>
+        <w:t xml:space="preserve"> </w:t>
+      </w:r>
+      <w:r>
+        <w:rPr>
+          <w:b/>
+          <w:bCs/>
+        </w:rPr>
+        <w:t xml:space="preserve">v5 adds the branch (Stephen-approved):</w:t>
+      </w:r>
+      <w:r>
+        <w:t xml:space="preserve"> </w:t>
+      </w:r>
+      <w:r>
+        <w:t xml:space="preserve">at L11, after Del voices Eddie’s own wish (</w:t>
+      </w:r>
+      <w:r>
+        <w:t xml:space="preserve">“Eddie says use his name. I say move him first”</w:t>
+      </w:r>
+      <w:r>
+        <w:t xml:space="preserve">), the player chooses</w:t>
+      </w:r>
+      <w:r>
+        <w:t xml:space="preserve"> </w:t>
+      </w:r>
+      <w:r>
+        <w:rPr>
+          <w:b/>
+          <w:bCs/>
+        </w:rPr>
+        <w:t xml:space="preserve">WITNESS SHIELDED</w:t>
+      </w:r>
+      <w:r>
+        <w:t xml:space="preserve"> </w:t>
+      </w:r>
+      <w:r>
+        <w:t xml:space="preserve">(</w:t>
+      </w:r>
+      <w:r>
+        <w:rPr>
+          <w:rStyle w:val="VerbatimChar"/>
+        </w:rPr>
+        <w:t xml:space="preserve">aq.e2.eddie_protected</w:t>
+      </w:r>
+      <w:r>
+        <w:t xml:space="preserve"> </w:t>
+      </w:r>
+      <w:r>
+        <w:t xml:space="preserve">— Eddie moved, the match sealed inside the system Del distrusts) or</w:t>
+      </w:r>
+      <w:r>
+        <w:t xml:space="preserve"> </w:t>
+      </w:r>
+      <w:r>
+        <w:rPr>
+          <w:b/>
+          <w:bCs/>
+        </w:rPr>
+        <w:t xml:space="preserve">TRUTH IN DAYLIGHT</w:t>
+      </w:r>
+      <w:r>
+        <w:t xml:space="preserve"> </w:t>
+      </w:r>
+      <w:r>
+        <w:t xml:space="preserve">(</w:t>
+      </w:r>
+      <w:r>
+        <w:rPr>
+          <w:rStyle w:val="VerbatimChar"/>
+        </w:rPr>
+        <w:t xml:space="preserve">aq.e2.merrick_published</w:t>
+      </w:r>
+      <w:r>
+        <w:t xml:space="preserve"> </w:t>
+      </w:r>
+      <w:r>
+        <w:t xml:space="preserve">— the reopening too loud to bury; Eddie inferable, the Ferryman aware). Paths converge; one variant line at L12n1. Rosa’s portrait is approved (prompt block in the portrait doc); press icons are P0 and garage import P1 in the art schedule. Remaining before lock: table read → runtime pacing pass → revision passes → VO LOCK.</w:t>
       </w:r>
     </w:p>
     <w:bookmarkEnd w:id="82"/>
@@ -10121,7 +10183,63 @@
         <w:pStyle w:val="BodyText"/>
       </w:pPr>
       <w:r>
-        <w:t xml:space="preserve">The validated Episode 1 arc: ≈144 T1-equivalent items across 12 leads, paying 1,365 CaseCash + 40 energy + 5 ingots total (golden path corrected to its lead table’s sum, 2026-07-12). The tuning intent: a full FTUE energy tank (100) carries roughly through Phase 1; the pinch lands mid-Phase-2, where the energy-out popup funnel takes over. Bands are narrative pacing as much as economy: Easy leads are story beats you walk into; Very Hard leads (climax, finale) are earned.</w:t>
+        <w:t xml:space="preserve">The validated Episode 1 arc: ≈144 T1-equivalent items across 12 leads, paying 1,365 CaseCash + 40 energy + 5 ingots total (golden path corrected to its lead table’s sum, 2026-07-12). The tuning intent: a full FTUE energy tank (100) carries roughly through Phase 1; the pinch lands mid-Phase-2, where the energy-out popup funnel takes over. Bands are narrative pacing as much as economy: Easy leads are story beats you walk into; Very Hard leads (climax, finale) are earned. One schema rule minted by the Ep2 pass: requirement difficulty and reward band are</w:t>
+      </w:r>
+      <w:r>
+        <w:t xml:space="preserve"> </w:t>
+      </w:r>
+      <w:r>
+        <w:rPr>
+          <w:b/>
+          <w:bCs/>
+        </w:rPr>
+        <w:t xml:space="preserve">separate axes</w:t>
+      </w:r>
+      <w:r>
+        <w:t xml:space="preserve"> </w:t>
+      </w:r>
+      <w:r>
+        <w:t xml:space="preserve">(</w:t>
+      </w:r>
+      <w:r>
+        <w:rPr>
+          <w:rStyle w:val="VerbatimChar"/>
+        </w:rPr>
+        <w:t xml:space="preserve">RequirementDifficulty</w:t>
+      </w:r>
+      <w:r>
+        <w:t xml:space="preserve"> </w:t>
+      </w:r>
+      <w:r>
+        <w:t xml:space="preserve">/</w:t>
+      </w:r>
+      <w:r>
+        <w:t xml:space="preserve"> </w:t>
+      </w:r>
+      <w:r>
+        <w:rPr>
+          <w:rStyle w:val="VerbatimChar"/>
+        </w:rPr>
+        <w:t xml:space="preserve">RewardBand</w:t>
+      </w:r>
+      <w:r>
+        <w:t xml:space="preserve">) — a milestone finale pays Very Hard rewards over a</w:t>
+      </w:r>
+      <w:r>
+        <w:t xml:space="preserve"> </w:t>
+      </w:r>
+      <w:r>
+        <w:rPr>
+          <w:i/>
+          <w:iCs/>
+        </w:rPr>
+        <w:t xml:space="preserve">ceremonial</w:t>
+      </w:r>
+      <w:r>
+        <w:t xml:space="preserve"> </w:t>
+      </w:r>
+      <w:r>
+        <w:t xml:space="preserve">requirement (Ep1 and Ep2 both do), and nobody should balance a grind onto a finale by reading its reward tier.</w:t>
       </w:r>
     </w:p>
     <w:bookmarkEnd w:id="89"/>
@@ -12528,6 +12646,82 @@
             </w:r>
             <w:r>
               <w:t xml:space="preserve">present, non-proceedable</w:t>
+            </w:r>
+          </w:p>
+        </w:tc>
+      </w:tr>
+      <w:tr>
+        <w:tc>
+          <w:tcPr/>
+          <w:p>
+            <w:pPr>
+              <w:pStyle w:val="Compact"/>
+            </w:pPr>
+            <w:r>
+              <w:rPr>
+                <w:rStyle w:val="VerbatimChar"/>
+              </w:rPr>
+              <w:t xml:space="preserve">aq.e2.eddie_protected</w:t>
+            </w:r>
+          </w:p>
+        </w:tc>
+        <w:tc>
+          <w:tcPr/>
+          <w:p>
+            <w:pPr>
+              <w:pStyle w:val="Compact"/>
+            </w:pPr>
+            <w:r>
+              <w:t xml:space="preserve">Ep2 L11 choice ① (draft)</w:t>
+            </w:r>
+          </w:p>
+        </w:tc>
+        <w:tc>
+          <w:tcPr/>
+          <w:p>
+            <w:pPr>
+              <w:pStyle w:val="Compact"/>
+            </w:pPr>
+            <w:r>
+              <w:t xml:space="preserve">WITNESS SHIELDED — Eddie moved first, match sealed; the evidence sleeps inside the system Del distrusts (Ep3 leak-thread fuse); L12n1a variant</w:t>
+            </w:r>
+          </w:p>
+        </w:tc>
+      </w:tr>
+      <w:tr>
+        <w:tc>
+          <w:tcPr/>
+          <w:p>
+            <w:pPr>
+              <w:pStyle w:val="Compact"/>
+            </w:pPr>
+            <w:r>
+              <w:rPr>
+                <w:rStyle w:val="VerbatimChar"/>
+              </w:rPr>
+              <w:t xml:space="preserve">aq.e2.merrick_published</w:t>
+            </w:r>
+          </w:p>
+        </w:tc>
+        <w:tc>
+          <w:tcPr/>
+          <w:p>
+            <w:pPr>
+              <w:pStyle w:val="Compact"/>
+            </w:pPr>
+            <w:r>
+              <w:t xml:space="preserve">Ep2 L11 choice ② (draft)</w:t>
+            </w:r>
+          </w:p>
+        </w:tc>
+        <w:tc>
+          <w:tcPr/>
+          <w:p>
+            <w:pPr>
+              <w:pStyle w:val="Compact"/>
+            </w:pPr>
+            <w:r>
+              <w:t xml:space="preserve">TRUTH IN DAYLIGHT — reopening un-buryable; Eddie inferable; the Ferryman knows what Ally holds; L12n1b variant</w:t>
             </w:r>
           </w:p>
         </w:tc>

--- a/Bible/Ally Quinn Bible.docx
+++ b/Bible/Ally Quinn Bible.docx
@@ -3020,7 +3020,10 @@
         <w:t xml:space="preserve">placed</w:t>
       </w:r>
       <w:r>
-        <w:t xml:space="preserve">. The darkest version of the legend: a betrayer found near the harbour with two coins on their eyes — the ferryman’s fare. Competing rumors about his origin, both alive in-world and neither confirmed: a 1980s dock enforcer who outlived his rivals; or a man who</w:t>
+        <w:t xml:space="preserve"> </w:t>
+      </w:r>
+      <w:r>
+        <w:t xml:space="preserve">— and Episode 2 mints the repeatable calling-card signature: one face worn blank, a crescent nick in the rim. The darkest version of the legend: a betrayer found near the harbour with two coins on their eyes — the ferryman’s fare. Competing rumors about his origin, both alive in-world and neither confirmed: a 1980s dock enforcer who outlived his rivals; or a man who</w:t>
       </w:r>
       <w:r>
         <w:t xml:space="preserve"> </w:t>
@@ -9473,7 +9476,7 @@
       </w:r>
     </w:p>
     <w:bookmarkEnd w:id="81"/>
-    <w:bookmarkStart w:id="82" w:name="X3d29ab882cf443db83a2ebae164a7886f7b8db6"/>
+    <w:bookmarkStart w:id="82" w:name="Xf3969ca750feac4c28e1bcfcc3c48ea216c3067"/>
     <w:p>
       <w:pPr>
         <w:pStyle w:val="Heading2"/>
@@ -9491,7 +9494,7 @@
         <w:t xml:space="preserve"> </w:t>
       </w:r>
       <w:r>
-        <w:t xml:space="preserve">· DRAFT v5 (branch added 2026-07-12, not yet locked)</w:t>
+        <w:t xml:space="preserve">· DRAFT v6 (STRUCTURE LOCKED 2026-07-12 — table-read candidate)</w:t>
       </w:r>
     </w:p>
     <w:p>
@@ -9736,7 +9739,7 @@
         <w:t xml:space="preserve"> </w:t>
       </w:r>
       <w:r>
-        <w:t xml:space="preserve">— the reopening too loud to bury; Eddie inferable, the Ferryman aware). Paths converge; one variant line at L12n1. Rosa’s portrait is approved (prompt block in the portrait doc); press icons are P0 and garage import P1 in the art schedule. Remaining before lock: table read → runtime pacing pass → revision passes → VO LOCK.</w:t>
+        <w:t xml:space="preserve">— the reopening too loud to bury; Eddie inferable, the Ferryman aware). Paths converge; one variant line at L12n1. Rosa’s portrait is approved (prompt block in the portrait doc); press icons are P0 and garage import P1 in the art schedule. v6 applied the pre-table-read continuity pass (career/route years, launch consistency, recorder discipline at intake, branch-timing fixes, the fuller Merrick match, the coin’s crescent-nick signature, the T.Q. routing slip, toasts on L7/L10). Remaining: table read → runtime pacing pass → revision passes → VO LOCK.</w:t>
       </w:r>
     </w:p>
     <w:bookmarkEnd w:id="82"/>
@@ -10239,7 +10242,7 @@
         <w:t xml:space="preserve"> </w:t>
       </w:r>
       <w:r>
-        <w:t xml:space="preserve">requirement (Ep1 and Ep2 both do), and nobody should balance a grind onto a finale by reading its reward tier.</w:t>
+        <w:t xml:space="preserve">requirement (Ep1 and Ep2 both do), and nobody should balance a grind onto a finale by reading its reward tier. Authoring-time validation should enforce it: a ceremonial requirement rejects high-tier or multi-item configurations, by rule rather than by designer discipline.</w:t>
       </w:r>
     </w:p>
     <w:bookmarkEnd w:id="89"/>

--- a/Bible/Ally Quinn Bible.docx
+++ b/Bible/Ally Quinn Bible.docx
@@ -9476,7 +9476,7 @@
       </w:r>
     </w:p>
     <w:bookmarkEnd w:id="81"/>
-    <w:bookmarkStart w:id="82" w:name="Xf3969ca750feac4c28e1bcfcc3c48ea216c3067"/>
+    <w:bookmarkStart w:id="82" w:name="Xe6a0f74f4a4087fc204072b6084b86027ea7b82"/>
     <w:p>
       <w:pPr>
         <w:pStyle w:val="Heading2"/>
@@ -9494,7 +9494,7 @@
         <w:t xml:space="preserve"> </w:t>
       </w:r>
       <w:r>
-        <w:t xml:space="preserve">· DRAFT v6 (STRUCTURE LOCKED 2026-07-12 — table-read candidate)</w:t>
+        <w:t xml:space="preserve">· DRAFT v7 (STRUCTURE LOCKED 2026-07-12 — table-read candidate)</w:t>
       </w:r>
     </w:p>
     <w:p>
@@ -9739,7 +9739,35 @@
         <w:t xml:space="preserve"> </w:t>
       </w:r>
       <w:r>
-        <w:t xml:space="preserve">— the reopening too loud to bury; Eddie inferable, the Ferryman aware). Paths converge; one variant line at L12n1. Rosa’s portrait is approved (prompt block in the portrait doc); press icons are P0 and garage import P1 in the art schedule. v6 applied the pre-table-read continuity pass (career/route years, launch consistency, recorder discipline at intake, branch-timing fixes, the fuller Merrick match, the coin’s crescent-nick signature, the T.Q. routing slip, toasts on L7/L10). Remaining: table read → runtime pacing pass → revision passes → VO LOCK.</w:t>
+        <w:t xml:space="preserve">— the reopening too loud to bury; Eddie inferable, the Ferryman aware). Paths converge; one variant line at L12n1. Rosa’s portrait is approved (prompt block in the portrait doc); press icons are P0 and garage import P1 in the art schedule. v6 applied the pre-table-read continuity pass; v7 the final table-read corrections (Rosa writes the honest line beneath the</w:t>
+      </w:r>
+      <w:r>
+        <w:t xml:space="preserve"> </w:t>
+      </w:r>
+      <w:r>
+        <w:rPr>
+          <w:i/>
+          <w:iCs/>
+        </w:rPr>
+        <w:t xml:space="preserve">forged</w:t>
+      </w:r>
+      <w:r>
+        <w:t xml:space="preserve"> </w:t>
+      </w:r>
+      <w:r>
+        <w:t xml:space="preserve">final entry; the coin is a repeated calling card, never one moving object; L1 says</w:t>
+      </w:r>
+      <w:r>
+        <w:t xml:space="preserve"> </w:t>
+      </w:r>
+      <w:r>
+        <w:t xml:space="preserve">“last public crossing”</w:t>
+      </w:r>
+      <w:r>
+        <w:t xml:space="preserve"> </w:t>
+      </w:r>
+      <w:r>
+        <w:t xml:space="preserve">to separate Danny’s legitimate run from the Thursday cash route). A table-read watch list rides in the script. Remaining: table read → runtime pacing pass → revision passes → VO LOCK.</w:t>
       </w:r>
     </w:p>
     <w:bookmarkEnd w:id="82"/>
